--- a/thesis/doc/ASPNET-DK24TTC8-dinhtrongtuananh-Xaydungwebsitebantrasua.docx
+++ b/thesis/doc/ASPNET-DK24TTC8-dinhtrongtuananh-Xaydungwebsitebantrasua.docx
@@ -18,6 +18,8 @@
       <w:bookmarkStart w:id="0" w:name="_Toc48820076"/>
       <w:bookmarkStart w:id="1" w:name="_Toc169424238"/>
       <w:bookmarkStart w:id="2" w:name="_Toc169424237"/>
+      <w:bookmarkStart w:id="3" w:name="_GoBack"/>
+      <w:bookmarkEnd w:id="3"/>
       <w:r>
         <w:rPr>
           <w:rFonts w:cs="Times New Roman"/>
@@ -42,16 +44,7 @@
           <w:sz w:val="28"/>
           <w:szCs w:val="28"/>
         </w:rPr>
-        <w:t>Kính gửi thầy, tôi xin chân thành cảm ơn thầy v</w:t>
-      </w:r>
-      <w:bookmarkStart w:id="3" w:name="_GoBack"/>
-      <w:bookmarkEnd w:id="3"/>
-      <w:r>
-        <w:rPr>
-          <w:sz w:val="28"/>
-          <w:szCs w:val="28"/>
-        </w:rPr>
-        <w:t>ì đã luôn sẵn lòng hướng dẫn và hỗ trợ tôi trong suốt quá trình thực hiện đề tài "Xây dựng website bán trà sữa". Với sự tận tâm và kiên nhẫn của thầy, tôi đã có thể nắm bắt được những khái niệm phức tạp và áp dụng chúng vào thực tiễn một cách hiệu quả.</w:t>
+        <w:t>Kính gửi thầy, tôi xin chân thành cảm ơn thầy vì đã luôn sẵn lòng hướng dẫn và hỗ trợ tôi trong suốt quá trình thực hiện đề tài "Xây dựng website bán trà sữa". Với sự tận tâm và kiên nhẫn của thầy, tôi đã có thể nắm bắt được những khái niệm phức tạp và áp dụng chúng vào thực tiễn một cách hiệu quả.</w:t>
       </w:r>
     </w:p>
     <w:p>
@@ -524,7 +517,7 @@
             <w:sz w:val="28"/>
             <w:szCs w:val="28"/>
           </w:rPr>
-          <w:t>14</w:t>
+          <w:t>4</w:t>
         </w:r>
         <w:r>
           <w:rPr>
@@ -600,7 +593,7 @@
             <w:sz w:val="28"/>
             <w:szCs w:val="28"/>
           </w:rPr>
-          <w:t>14</w:t>
+          <w:t>4</w:t>
         </w:r>
         <w:r>
           <w:rPr>
@@ -679,7 +672,7 @@
             <w:sz w:val="28"/>
             <w:szCs w:val="28"/>
           </w:rPr>
-          <w:t>14</w:t>
+          <w:t>4</w:t>
         </w:r>
         <w:r>
           <w:rPr>
@@ -758,7 +751,7 @@
             <w:sz w:val="28"/>
             <w:szCs w:val="28"/>
           </w:rPr>
-          <w:t>14</w:t>
+          <w:t>4</w:t>
         </w:r>
         <w:r>
           <w:rPr>
@@ -890,7 +883,7 @@
             <w:sz w:val="28"/>
             <w:szCs w:val="28"/>
           </w:rPr>
-          <w:t>14</w:t>
+          <w:t>4</w:t>
         </w:r>
         <w:r>
           <w:rPr>
@@ -1080,7 +1073,7 @@
             <w:sz w:val="28"/>
             <w:szCs w:val="28"/>
           </w:rPr>
-          <w:t>15</w:t>
+          <w:t>5</w:t>
         </w:r>
         <w:r>
           <w:rPr>
@@ -2964,17 +2957,21 @@
             <w:sz w:val="28"/>
             <w:szCs w:val="28"/>
           </w:rPr>
+        </w:r>
+        <w:r>
+          <w:rPr>
+            <w:sz w:val="28"/>
+            <w:szCs w:val="28"/>
+          </w:rPr>
           <w:fldChar w:fldCharType="separate"/>
         </w:r>
         <w:r>
           <w:rPr>
-            <w:b/>
-            <w:bCs/>
             <w:noProof/>
             <w:sz w:val="28"/>
             <w:szCs w:val="28"/>
           </w:rPr>
-          <w:t>Error! Bookmark not defined.</w:t>
+          <w:t>10</w:t>
         </w:r>
         <w:r>
           <w:rPr>
@@ -3041,17 +3038,21 @@
             <w:sz w:val="28"/>
             <w:szCs w:val="28"/>
           </w:rPr>
+        </w:r>
+        <w:r>
+          <w:rPr>
+            <w:sz w:val="28"/>
+            <w:szCs w:val="28"/>
+          </w:rPr>
           <w:fldChar w:fldCharType="separate"/>
         </w:r>
         <w:r>
           <w:rPr>
-            <w:b/>
-            <w:bCs/>
             <w:noProof/>
             <w:sz w:val="28"/>
             <w:szCs w:val="28"/>
           </w:rPr>
-          <w:t>Error! Bookmark not defined.</w:t>
+          <w:t>19</w:t>
         </w:r>
         <w:r>
           <w:rPr>
@@ -3132,7 +3133,7 @@
             <w:sz w:val="28"/>
             <w:szCs w:val="28"/>
           </w:rPr>
-          <w:t>24</w:t>
+          <w:t>20</w:t>
         </w:r>
         <w:r>
           <w:rPr>
@@ -3213,7 +3214,7 @@
             <w:sz w:val="28"/>
             <w:szCs w:val="28"/>
           </w:rPr>
-          <w:t>26</w:t>
+          <w:t>21</w:t>
         </w:r>
         <w:r>
           <w:rPr>
@@ -3294,7 +3295,7 @@
             <w:sz w:val="28"/>
             <w:szCs w:val="28"/>
           </w:rPr>
-          <w:t>27</w:t>
+          <w:t>22</w:t>
         </w:r>
         <w:r>
           <w:rPr>
@@ -3375,7 +3376,7 @@
             <w:sz w:val="28"/>
             <w:szCs w:val="28"/>
           </w:rPr>
-          <w:t>30</w:t>
+          <w:t>24</w:t>
         </w:r>
         <w:r>
           <w:rPr>
@@ -3456,7 +3457,7 @@
             <w:sz w:val="28"/>
             <w:szCs w:val="28"/>
           </w:rPr>
-          <w:t>31</w:t>
+          <w:t>25</w:t>
         </w:r>
         <w:r>
           <w:rPr>
@@ -3523,17 +3524,21 @@
             <w:sz w:val="28"/>
             <w:szCs w:val="28"/>
           </w:rPr>
+        </w:r>
+        <w:r>
+          <w:rPr>
+            <w:sz w:val="28"/>
+            <w:szCs w:val="28"/>
+          </w:rPr>
           <w:fldChar w:fldCharType="separate"/>
         </w:r>
         <w:r>
           <w:rPr>
-            <w:b/>
-            <w:bCs/>
             <w:noProof/>
             <w:sz w:val="28"/>
             <w:szCs w:val="28"/>
           </w:rPr>
-          <w:t>Error! Bookmark not defined.</w:t>
+          <w:t>28</w:t>
         </w:r>
         <w:r>
           <w:rPr>
@@ -3600,17 +3605,21 @@
             <w:sz w:val="28"/>
             <w:szCs w:val="28"/>
           </w:rPr>
+        </w:r>
+        <w:r>
+          <w:rPr>
+            <w:sz w:val="28"/>
+            <w:szCs w:val="28"/>
+          </w:rPr>
           <w:fldChar w:fldCharType="separate"/>
         </w:r>
         <w:r>
           <w:rPr>
-            <w:b/>
-            <w:bCs/>
             <w:noProof/>
             <w:sz w:val="28"/>
             <w:szCs w:val="28"/>
           </w:rPr>
-          <w:t>Error! Bookmark not defined.</w:t>
+          <w:t>29</w:t>
         </w:r>
         <w:r>
           <w:rPr>
@@ -3677,17 +3686,21 @@
             <w:sz w:val="28"/>
             <w:szCs w:val="28"/>
           </w:rPr>
+        </w:r>
+        <w:r>
+          <w:rPr>
+            <w:sz w:val="28"/>
+            <w:szCs w:val="28"/>
+          </w:rPr>
           <w:fldChar w:fldCharType="separate"/>
         </w:r>
         <w:r>
           <w:rPr>
-            <w:b/>
-            <w:bCs/>
             <w:noProof/>
             <w:sz w:val="28"/>
             <w:szCs w:val="28"/>
           </w:rPr>
-          <w:t>Error! Bookmark not defined.</w:t>
+          <w:t>30</w:t>
         </w:r>
         <w:r>
           <w:rPr>
@@ -3754,17 +3767,21 @@
             <w:sz w:val="28"/>
             <w:szCs w:val="28"/>
           </w:rPr>
+        </w:r>
+        <w:r>
+          <w:rPr>
+            <w:sz w:val="28"/>
+            <w:szCs w:val="28"/>
+          </w:rPr>
           <w:fldChar w:fldCharType="separate"/>
         </w:r>
         <w:r>
           <w:rPr>
-            <w:b/>
-            <w:bCs/>
             <w:noProof/>
             <w:sz w:val="28"/>
             <w:szCs w:val="28"/>
           </w:rPr>
-          <w:t>Error! Bookmark not defined.</w:t>
+          <w:t>30</w:t>
         </w:r>
         <w:r>
           <w:rPr>
@@ -3831,17 +3848,21 @@
             <w:sz w:val="28"/>
             <w:szCs w:val="28"/>
           </w:rPr>
+        </w:r>
+        <w:r>
+          <w:rPr>
+            <w:sz w:val="28"/>
+            <w:szCs w:val="28"/>
+          </w:rPr>
           <w:fldChar w:fldCharType="separate"/>
         </w:r>
         <w:r>
           <w:rPr>
-            <w:b/>
-            <w:bCs/>
             <w:noProof/>
             <w:sz w:val="28"/>
             <w:szCs w:val="28"/>
           </w:rPr>
-          <w:t>Error! Bookmark not defined.</w:t>
+          <w:t>31</w:t>
         </w:r>
         <w:r>
           <w:rPr>
@@ -3908,17 +3929,21 @@
             <w:sz w:val="28"/>
             <w:szCs w:val="28"/>
           </w:rPr>
+        </w:r>
+        <w:r>
+          <w:rPr>
+            <w:sz w:val="28"/>
+            <w:szCs w:val="28"/>
+          </w:rPr>
           <w:fldChar w:fldCharType="separate"/>
         </w:r>
         <w:r>
           <w:rPr>
-            <w:b/>
-            <w:bCs/>
             <w:noProof/>
             <w:sz w:val="28"/>
             <w:szCs w:val="28"/>
           </w:rPr>
-          <w:t>Error! Bookmark not defined.</w:t>
+          <w:t>31</w:t>
         </w:r>
         <w:r>
           <w:rPr>
@@ -3985,17 +4010,21 @@
             <w:sz w:val="28"/>
             <w:szCs w:val="28"/>
           </w:rPr>
+        </w:r>
+        <w:r>
+          <w:rPr>
+            <w:sz w:val="28"/>
+            <w:szCs w:val="28"/>
+          </w:rPr>
           <w:fldChar w:fldCharType="separate"/>
         </w:r>
         <w:r>
           <w:rPr>
-            <w:b/>
-            <w:bCs/>
             <w:noProof/>
             <w:sz w:val="28"/>
             <w:szCs w:val="28"/>
           </w:rPr>
-          <w:t>Error! Bookmark not defined.</w:t>
+          <w:t>32</w:t>
         </w:r>
         <w:r>
           <w:rPr>
@@ -4062,17 +4091,21 @@
             <w:sz w:val="28"/>
             <w:szCs w:val="28"/>
           </w:rPr>
+        </w:r>
+        <w:r>
+          <w:rPr>
+            <w:sz w:val="28"/>
+            <w:szCs w:val="28"/>
+          </w:rPr>
           <w:fldChar w:fldCharType="separate"/>
         </w:r>
         <w:r>
           <w:rPr>
-            <w:b/>
-            <w:bCs/>
             <w:noProof/>
             <w:sz w:val="28"/>
             <w:szCs w:val="28"/>
           </w:rPr>
-          <w:t>Error! Bookmark not defined.</w:t>
+          <w:t>32</w:t>
         </w:r>
         <w:r>
           <w:rPr>
@@ -4139,17 +4172,21 @@
             <w:sz w:val="28"/>
             <w:szCs w:val="28"/>
           </w:rPr>
+        </w:r>
+        <w:r>
+          <w:rPr>
+            <w:sz w:val="28"/>
+            <w:szCs w:val="28"/>
+          </w:rPr>
           <w:fldChar w:fldCharType="separate"/>
         </w:r>
         <w:r>
           <w:rPr>
-            <w:b/>
-            <w:bCs/>
             <w:noProof/>
             <w:sz w:val="28"/>
             <w:szCs w:val="28"/>
           </w:rPr>
-          <w:t>Error! Bookmark not defined.</w:t>
+          <w:t>33</w:t>
         </w:r>
         <w:r>
           <w:rPr>
@@ -4216,17 +4253,21 @@
             <w:sz w:val="28"/>
             <w:szCs w:val="28"/>
           </w:rPr>
+        </w:r>
+        <w:r>
+          <w:rPr>
+            <w:sz w:val="28"/>
+            <w:szCs w:val="28"/>
+          </w:rPr>
           <w:fldChar w:fldCharType="separate"/>
         </w:r>
         <w:r>
           <w:rPr>
-            <w:b/>
-            <w:bCs/>
             <w:noProof/>
             <w:sz w:val="28"/>
             <w:szCs w:val="28"/>
           </w:rPr>
-          <w:t>Error! Bookmark not defined.</w:t>
+          <w:t>34</w:t>
         </w:r>
         <w:r>
           <w:rPr>
@@ -4293,17 +4334,21 @@
             <w:sz w:val="28"/>
             <w:szCs w:val="28"/>
           </w:rPr>
+        </w:r>
+        <w:r>
+          <w:rPr>
+            <w:sz w:val="28"/>
+            <w:szCs w:val="28"/>
+          </w:rPr>
           <w:fldChar w:fldCharType="separate"/>
         </w:r>
         <w:r>
           <w:rPr>
-            <w:b/>
-            <w:bCs/>
             <w:noProof/>
             <w:sz w:val="28"/>
             <w:szCs w:val="28"/>
           </w:rPr>
-          <w:t>Error! Bookmark not defined.</w:t>
+          <w:t>34</w:t>
         </w:r>
         <w:r>
           <w:rPr>
@@ -4370,17 +4415,21 @@
             <w:sz w:val="28"/>
             <w:szCs w:val="28"/>
           </w:rPr>
+        </w:r>
+        <w:r>
+          <w:rPr>
+            <w:sz w:val="28"/>
+            <w:szCs w:val="28"/>
+          </w:rPr>
           <w:fldChar w:fldCharType="separate"/>
         </w:r>
         <w:r>
           <w:rPr>
-            <w:b/>
-            <w:bCs/>
             <w:noProof/>
             <w:sz w:val="28"/>
             <w:szCs w:val="28"/>
           </w:rPr>
-          <w:t>Error! Bookmark not defined.</w:t>
+          <w:t>35</w:t>
         </w:r>
         <w:r>
           <w:rPr>
@@ -4447,17 +4496,21 @@
             <w:sz w:val="28"/>
             <w:szCs w:val="28"/>
           </w:rPr>
+        </w:r>
+        <w:r>
+          <w:rPr>
+            <w:sz w:val="28"/>
+            <w:szCs w:val="28"/>
+          </w:rPr>
           <w:fldChar w:fldCharType="separate"/>
         </w:r>
         <w:r>
           <w:rPr>
-            <w:b/>
-            <w:bCs/>
             <w:noProof/>
             <w:sz w:val="28"/>
             <w:szCs w:val="28"/>
           </w:rPr>
-          <w:t>Error! Bookmark not defined.</w:t>
+          <w:t>36</w:t>
         </w:r>
         <w:r>
           <w:rPr>
@@ -4524,17 +4577,21 @@
             <w:sz w:val="28"/>
             <w:szCs w:val="28"/>
           </w:rPr>
+        </w:r>
+        <w:r>
+          <w:rPr>
+            <w:sz w:val="28"/>
+            <w:szCs w:val="28"/>
+          </w:rPr>
           <w:fldChar w:fldCharType="separate"/>
         </w:r>
         <w:r>
           <w:rPr>
-            <w:b/>
-            <w:bCs/>
             <w:noProof/>
             <w:sz w:val="28"/>
             <w:szCs w:val="28"/>
           </w:rPr>
-          <w:t>Error! Bookmark not defined.</w:t>
+          <w:t>36</w:t>
         </w:r>
         <w:r>
           <w:rPr>
@@ -4601,17 +4658,21 @@
             <w:sz w:val="28"/>
             <w:szCs w:val="28"/>
           </w:rPr>
+        </w:r>
+        <w:r>
+          <w:rPr>
+            <w:sz w:val="28"/>
+            <w:szCs w:val="28"/>
+          </w:rPr>
           <w:fldChar w:fldCharType="separate"/>
         </w:r>
         <w:r>
           <w:rPr>
-            <w:b/>
-            <w:bCs/>
             <w:noProof/>
             <w:sz w:val="28"/>
             <w:szCs w:val="28"/>
           </w:rPr>
-          <w:t>Error! Bookmark not defined.</w:t>
+          <w:t>37</w:t>
         </w:r>
         <w:r>
           <w:rPr>
@@ -4678,17 +4739,21 @@
             <w:sz w:val="28"/>
             <w:szCs w:val="28"/>
           </w:rPr>
+        </w:r>
+        <w:r>
+          <w:rPr>
+            <w:sz w:val="28"/>
+            <w:szCs w:val="28"/>
+          </w:rPr>
           <w:fldChar w:fldCharType="separate"/>
         </w:r>
         <w:r>
           <w:rPr>
-            <w:b/>
-            <w:bCs/>
             <w:noProof/>
             <w:sz w:val="28"/>
             <w:szCs w:val="28"/>
           </w:rPr>
-          <w:t>Error! Bookmark not defined.</w:t>
+          <w:t>37</w:t>
         </w:r>
         <w:r>
           <w:rPr>
@@ -4755,17 +4820,21 @@
             <w:sz w:val="28"/>
             <w:szCs w:val="28"/>
           </w:rPr>
+        </w:r>
+        <w:r>
+          <w:rPr>
+            <w:sz w:val="28"/>
+            <w:szCs w:val="28"/>
+          </w:rPr>
           <w:fldChar w:fldCharType="separate"/>
         </w:r>
         <w:r>
           <w:rPr>
-            <w:b/>
-            <w:bCs/>
             <w:noProof/>
             <w:sz w:val="28"/>
             <w:szCs w:val="28"/>
           </w:rPr>
-          <w:t>Error! Bookmark not defined.</w:t>
+          <w:t>38</w:t>
         </w:r>
         <w:r>
           <w:rPr>
@@ -4848,17 +4917,21 @@
             <w:sz w:val="28"/>
             <w:szCs w:val="28"/>
           </w:rPr>
+        </w:r>
+        <w:r>
+          <w:rPr>
+            <w:sz w:val="28"/>
+            <w:szCs w:val="28"/>
+          </w:rPr>
           <w:fldChar w:fldCharType="separate"/>
         </w:r>
         <w:r>
           <w:rPr>
-            <w:b/>
-            <w:bCs/>
             <w:noProof/>
             <w:sz w:val="28"/>
             <w:szCs w:val="28"/>
           </w:rPr>
-          <w:t>Error! Bookmark not defined.</w:t>
+          <w:t>39</w:t>
         </w:r>
         <w:r>
           <w:rPr>
@@ -4925,17 +4998,21 @@
             <w:sz w:val="28"/>
             <w:szCs w:val="28"/>
           </w:rPr>
+        </w:r>
+        <w:r>
+          <w:rPr>
+            <w:sz w:val="28"/>
+            <w:szCs w:val="28"/>
+          </w:rPr>
           <w:fldChar w:fldCharType="separate"/>
         </w:r>
         <w:r>
           <w:rPr>
-            <w:b/>
-            <w:bCs/>
             <w:noProof/>
             <w:sz w:val="28"/>
             <w:szCs w:val="28"/>
           </w:rPr>
-          <w:t>Error! Bookmark not defined.</w:t>
+          <w:t>39</w:t>
         </w:r>
         <w:r>
           <w:rPr>
@@ -5002,17 +5079,21 @@
             <w:sz w:val="28"/>
             <w:szCs w:val="28"/>
           </w:rPr>
+        </w:r>
+        <w:r>
+          <w:rPr>
+            <w:sz w:val="28"/>
+            <w:szCs w:val="28"/>
+          </w:rPr>
           <w:fldChar w:fldCharType="separate"/>
         </w:r>
         <w:r>
           <w:rPr>
-            <w:b/>
-            <w:bCs/>
             <w:noProof/>
             <w:sz w:val="28"/>
             <w:szCs w:val="28"/>
           </w:rPr>
-          <w:t>Error! Bookmark not defined.</w:t>
+          <w:t>40</w:t>
         </w:r>
         <w:r>
           <w:rPr>
@@ -5079,17 +5160,21 @@
             <w:sz w:val="28"/>
             <w:szCs w:val="28"/>
           </w:rPr>
+        </w:r>
+        <w:r>
+          <w:rPr>
+            <w:sz w:val="28"/>
+            <w:szCs w:val="28"/>
+          </w:rPr>
           <w:fldChar w:fldCharType="separate"/>
         </w:r>
         <w:r>
           <w:rPr>
-            <w:b/>
-            <w:bCs/>
             <w:noProof/>
             <w:sz w:val="28"/>
             <w:szCs w:val="28"/>
           </w:rPr>
-          <w:t>Error! Bookmark not defined.</w:t>
+          <w:t>40</w:t>
         </w:r>
         <w:r>
           <w:rPr>
@@ -5156,17 +5241,21 @@
             <w:sz w:val="28"/>
             <w:szCs w:val="28"/>
           </w:rPr>
+        </w:r>
+        <w:r>
+          <w:rPr>
+            <w:sz w:val="28"/>
+            <w:szCs w:val="28"/>
+          </w:rPr>
           <w:fldChar w:fldCharType="separate"/>
         </w:r>
         <w:r>
           <w:rPr>
-            <w:b/>
-            <w:bCs/>
             <w:noProof/>
             <w:sz w:val="28"/>
             <w:szCs w:val="28"/>
           </w:rPr>
-          <w:t>Error! Bookmark not defined.</w:t>
+          <w:t>41</w:t>
         </w:r>
         <w:r>
           <w:rPr>
@@ -5233,17 +5322,21 @@
             <w:sz w:val="28"/>
             <w:szCs w:val="28"/>
           </w:rPr>
+        </w:r>
+        <w:r>
+          <w:rPr>
+            <w:sz w:val="28"/>
+            <w:szCs w:val="28"/>
+          </w:rPr>
           <w:fldChar w:fldCharType="separate"/>
         </w:r>
         <w:r>
           <w:rPr>
-            <w:b/>
-            <w:bCs/>
             <w:noProof/>
             <w:sz w:val="28"/>
             <w:szCs w:val="28"/>
           </w:rPr>
-          <w:t>Error! Bookmark not defined.</w:t>
+          <w:t>41</w:t>
         </w:r>
         <w:r>
           <w:rPr>
@@ -5310,17 +5403,21 @@
             <w:sz w:val="28"/>
             <w:szCs w:val="28"/>
           </w:rPr>
+        </w:r>
+        <w:r>
+          <w:rPr>
+            <w:sz w:val="28"/>
+            <w:szCs w:val="28"/>
+          </w:rPr>
           <w:fldChar w:fldCharType="separate"/>
         </w:r>
         <w:r>
           <w:rPr>
-            <w:b/>
-            <w:bCs/>
             <w:noProof/>
             <w:sz w:val="28"/>
             <w:szCs w:val="28"/>
           </w:rPr>
-          <w:t>Error! Bookmark not defined.</w:t>
+          <w:t>42</w:t>
         </w:r>
         <w:r>
           <w:rPr>
@@ -5387,17 +5484,21 @@
             <w:sz w:val="28"/>
             <w:szCs w:val="28"/>
           </w:rPr>
+        </w:r>
+        <w:r>
+          <w:rPr>
+            <w:sz w:val="28"/>
+            <w:szCs w:val="28"/>
+          </w:rPr>
           <w:fldChar w:fldCharType="separate"/>
         </w:r>
         <w:r>
           <w:rPr>
-            <w:b/>
-            <w:bCs/>
             <w:noProof/>
             <w:sz w:val="28"/>
             <w:szCs w:val="28"/>
           </w:rPr>
-          <w:t>Error! Bookmark not defined.</w:t>
+          <w:t>42</w:t>
         </w:r>
         <w:r>
           <w:rPr>
@@ -5464,17 +5565,21 @@
             <w:sz w:val="28"/>
             <w:szCs w:val="28"/>
           </w:rPr>
+        </w:r>
+        <w:r>
+          <w:rPr>
+            <w:sz w:val="28"/>
+            <w:szCs w:val="28"/>
+          </w:rPr>
           <w:fldChar w:fldCharType="separate"/>
         </w:r>
         <w:r>
           <w:rPr>
-            <w:b/>
-            <w:bCs/>
             <w:noProof/>
             <w:sz w:val="28"/>
             <w:szCs w:val="28"/>
           </w:rPr>
-          <w:t>Error! Bookmark not defined.</w:t>
+          <w:t>43</w:t>
         </w:r>
         <w:r>
           <w:rPr>
@@ -5541,17 +5646,21 @@
             <w:sz w:val="28"/>
             <w:szCs w:val="28"/>
           </w:rPr>
+        </w:r>
+        <w:r>
+          <w:rPr>
+            <w:sz w:val="28"/>
+            <w:szCs w:val="28"/>
+          </w:rPr>
           <w:fldChar w:fldCharType="separate"/>
         </w:r>
         <w:r>
           <w:rPr>
-            <w:b/>
-            <w:bCs/>
             <w:noProof/>
             <w:sz w:val="28"/>
             <w:szCs w:val="28"/>
           </w:rPr>
-          <w:t>Error! Bookmark not defined.</w:t>
+          <w:t>43</w:t>
         </w:r>
         <w:r>
           <w:rPr>
@@ -5618,17 +5727,21 @@
             <w:sz w:val="28"/>
             <w:szCs w:val="28"/>
           </w:rPr>
+        </w:r>
+        <w:r>
+          <w:rPr>
+            <w:sz w:val="28"/>
+            <w:szCs w:val="28"/>
+          </w:rPr>
           <w:fldChar w:fldCharType="separate"/>
         </w:r>
         <w:r>
           <w:rPr>
-            <w:b/>
-            <w:bCs/>
             <w:noProof/>
             <w:sz w:val="28"/>
             <w:szCs w:val="28"/>
           </w:rPr>
-          <w:t>Error! Bookmark not defined.</w:t>
+          <w:t>44</w:t>
         </w:r>
         <w:r>
           <w:rPr>
@@ -5695,17 +5808,21 @@
             <w:sz w:val="28"/>
             <w:szCs w:val="28"/>
           </w:rPr>
+        </w:r>
+        <w:r>
+          <w:rPr>
+            <w:sz w:val="28"/>
+            <w:szCs w:val="28"/>
+          </w:rPr>
           <w:fldChar w:fldCharType="separate"/>
         </w:r>
         <w:r>
           <w:rPr>
-            <w:b/>
-            <w:bCs/>
             <w:noProof/>
             <w:sz w:val="28"/>
             <w:szCs w:val="28"/>
           </w:rPr>
-          <w:t>Error! Bookmark not defined.</w:t>
+          <w:t>44</w:t>
         </w:r>
         <w:r>
           <w:rPr>
@@ -5772,17 +5889,21 @@
             <w:sz w:val="28"/>
             <w:szCs w:val="28"/>
           </w:rPr>
+        </w:r>
+        <w:r>
+          <w:rPr>
+            <w:sz w:val="28"/>
+            <w:szCs w:val="28"/>
+          </w:rPr>
           <w:fldChar w:fldCharType="separate"/>
         </w:r>
         <w:r>
           <w:rPr>
-            <w:b/>
-            <w:bCs/>
             <w:noProof/>
             <w:sz w:val="28"/>
             <w:szCs w:val="28"/>
           </w:rPr>
-          <w:t>Error! Bookmark not defined.</w:t>
+          <w:t>45</w:t>
         </w:r>
         <w:r>
           <w:rPr>
@@ -5849,17 +5970,21 @@
             <w:sz w:val="28"/>
             <w:szCs w:val="28"/>
           </w:rPr>
+        </w:r>
+        <w:r>
+          <w:rPr>
+            <w:sz w:val="28"/>
+            <w:szCs w:val="28"/>
+          </w:rPr>
           <w:fldChar w:fldCharType="separate"/>
         </w:r>
         <w:r>
           <w:rPr>
-            <w:b/>
-            <w:bCs/>
             <w:noProof/>
             <w:sz w:val="28"/>
             <w:szCs w:val="28"/>
           </w:rPr>
-          <w:t>Error! Bookmark not defined.</w:t>
+          <w:t>45</w:t>
         </w:r>
         <w:r>
           <w:rPr>
@@ -5926,17 +6051,21 @@
             <w:sz w:val="28"/>
             <w:szCs w:val="28"/>
           </w:rPr>
+        </w:r>
+        <w:r>
+          <w:rPr>
+            <w:sz w:val="28"/>
+            <w:szCs w:val="28"/>
+          </w:rPr>
           <w:fldChar w:fldCharType="separate"/>
         </w:r>
         <w:r>
           <w:rPr>
-            <w:b/>
-            <w:bCs/>
             <w:noProof/>
             <w:sz w:val="28"/>
             <w:szCs w:val="28"/>
           </w:rPr>
-          <w:t>Error! Bookmark not defined.</w:t>
+          <w:t>46</w:t>
         </w:r>
         <w:r>
           <w:rPr>
@@ -6003,17 +6132,21 @@
             <w:sz w:val="28"/>
             <w:szCs w:val="28"/>
           </w:rPr>
+        </w:r>
+        <w:r>
+          <w:rPr>
+            <w:sz w:val="28"/>
+            <w:szCs w:val="28"/>
+          </w:rPr>
           <w:fldChar w:fldCharType="separate"/>
         </w:r>
         <w:r>
           <w:rPr>
-            <w:b/>
-            <w:bCs/>
             <w:noProof/>
             <w:sz w:val="28"/>
             <w:szCs w:val="28"/>
           </w:rPr>
-          <w:t>Error! Bookmark not defined.</w:t>
+          <w:t>46</w:t>
         </w:r>
         <w:r>
           <w:rPr>
@@ -6080,17 +6213,21 @@
             <w:sz w:val="28"/>
             <w:szCs w:val="28"/>
           </w:rPr>
+        </w:r>
+        <w:r>
+          <w:rPr>
+            <w:sz w:val="28"/>
+            <w:szCs w:val="28"/>
+          </w:rPr>
           <w:fldChar w:fldCharType="separate"/>
         </w:r>
         <w:r>
           <w:rPr>
-            <w:b/>
-            <w:bCs/>
             <w:noProof/>
             <w:sz w:val="28"/>
             <w:szCs w:val="28"/>
           </w:rPr>
-          <w:t>Error! Bookmark not defined.</w:t>
+          <w:t>47</w:t>
         </w:r>
         <w:r>
           <w:rPr>
@@ -6157,17 +6294,21 @@
             <w:sz w:val="28"/>
             <w:szCs w:val="28"/>
           </w:rPr>
+        </w:r>
+        <w:r>
+          <w:rPr>
+            <w:sz w:val="28"/>
+            <w:szCs w:val="28"/>
+          </w:rPr>
           <w:fldChar w:fldCharType="separate"/>
         </w:r>
         <w:r>
           <w:rPr>
-            <w:b/>
-            <w:bCs/>
             <w:noProof/>
             <w:sz w:val="28"/>
             <w:szCs w:val="28"/>
           </w:rPr>
-          <w:t>Error! Bookmark not defined.</w:t>
+          <w:t>48</w:t>
         </w:r>
         <w:r>
           <w:rPr>
@@ -6234,17 +6375,21 @@
             <w:sz w:val="28"/>
             <w:szCs w:val="28"/>
           </w:rPr>
+        </w:r>
+        <w:r>
+          <w:rPr>
+            <w:sz w:val="28"/>
+            <w:szCs w:val="28"/>
+          </w:rPr>
           <w:fldChar w:fldCharType="separate"/>
         </w:r>
         <w:r>
           <w:rPr>
-            <w:b/>
-            <w:bCs/>
             <w:noProof/>
             <w:sz w:val="28"/>
             <w:szCs w:val="28"/>
           </w:rPr>
-          <w:t>Error! Bookmark not defined.</w:t>
+          <w:t>48</w:t>
         </w:r>
         <w:r>
           <w:rPr>
@@ -6311,17 +6456,21 @@
             <w:sz w:val="28"/>
             <w:szCs w:val="28"/>
           </w:rPr>
+        </w:r>
+        <w:r>
+          <w:rPr>
+            <w:sz w:val="28"/>
+            <w:szCs w:val="28"/>
+          </w:rPr>
           <w:fldChar w:fldCharType="separate"/>
         </w:r>
         <w:r>
           <w:rPr>
-            <w:b/>
-            <w:bCs/>
             <w:noProof/>
             <w:sz w:val="28"/>
             <w:szCs w:val="28"/>
           </w:rPr>
-          <w:t>Error! Bookmark not defined.</w:t>
+          <w:t>49</w:t>
         </w:r>
         <w:r>
           <w:rPr>
@@ -6388,17 +6537,21 @@
             <w:sz w:val="28"/>
             <w:szCs w:val="28"/>
           </w:rPr>
+        </w:r>
+        <w:r>
+          <w:rPr>
+            <w:sz w:val="28"/>
+            <w:szCs w:val="28"/>
+          </w:rPr>
           <w:fldChar w:fldCharType="separate"/>
         </w:r>
         <w:r>
           <w:rPr>
-            <w:b/>
-            <w:bCs/>
             <w:noProof/>
             <w:sz w:val="28"/>
             <w:szCs w:val="28"/>
           </w:rPr>
-          <w:t>Error! Bookmark not defined.</w:t>
+          <w:t>50</w:t>
         </w:r>
         <w:r>
           <w:rPr>
@@ -6465,17 +6618,21 @@
             <w:sz w:val="28"/>
             <w:szCs w:val="28"/>
           </w:rPr>
+        </w:r>
+        <w:r>
+          <w:rPr>
+            <w:sz w:val="28"/>
+            <w:szCs w:val="28"/>
+          </w:rPr>
           <w:fldChar w:fldCharType="separate"/>
         </w:r>
         <w:r>
           <w:rPr>
-            <w:b/>
-            <w:bCs/>
             <w:noProof/>
             <w:sz w:val="28"/>
             <w:szCs w:val="28"/>
           </w:rPr>
-          <w:t>Error! Bookmark not defined.</w:t>
+          <w:t>51</w:t>
         </w:r>
         <w:r>
           <w:rPr>
@@ -6542,17 +6699,21 @@
             <w:sz w:val="28"/>
             <w:szCs w:val="28"/>
           </w:rPr>
+        </w:r>
+        <w:r>
+          <w:rPr>
+            <w:sz w:val="28"/>
+            <w:szCs w:val="28"/>
+          </w:rPr>
           <w:fldChar w:fldCharType="separate"/>
         </w:r>
         <w:r>
           <w:rPr>
-            <w:b/>
-            <w:bCs/>
             <w:noProof/>
             <w:sz w:val="28"/>
             <w:szCs w:val="28"/>
           </w:rPr>
-          <w:t>Error! Bookmark not defined.</w:t>
+          <w:t>51</w:t>
         </w:r>
         <w:r>
           <w:rPr>
@@ -6619,17 +6780,21 @@
             <w:sz w:val="28"/>
             <w:szCs w:val="28"/>
           </w:rPr>
+        </w:r>
+        <w:r>
+          <w:rPr>
+            <w:sz w:val="28"/>
+            <w:szCs w:val="28"/>
+          </w:rPr>
           <w:fldChar w:fldCharType="separate"/>
         </w:r>
         <w:r>
           <w:rPr>
-            <w:b/>
-            <w:bCs/>
             <w:noProof/>
             <w:sz w:val="28"/>
             <w:szCs w:val="28"/>
           </w:rPr>
-          <w:t>Error! Bookmark not defined.</w:t>
+          <w:t>52</w:t>
         </w:r>
         <w:r>
           <w:rPr>
@@ -6696,17 +6861,21 @@
             <w:sz w:val="28"/>
             <w:szCs w:val="28"/>
           </w:rPr>
+        </w:r>
+        <w:r>
+          <w:rPr>
+            <w:sz w:val="28"/>
+            <w:szCs w:val="28"/>
+          </w:rPr>
           <w:fldChar w:fldCharType="separate"/>
         </w:r>
         <w:r>
           <w:rPr>
-            <w:b/>
-            <w:bCs/>
             <w:noProof/>
             <w:sz w:val="28"/>
             <w:szCs w:val="28"/>
           </w:rPr>
-          <w:t>Error! Bookmark not defined.</w:t>
+          <w:t>53</w:t>
         </w:r>
         <w:r>
           <w:rPr>
@@ -6773,17 +6942,21 @@
             <w:sz w:val="28"/>
             <w:szCs w:val="28"/>
           </w:rPr>
+        </w:r>
+        <w:r>
+          <w:rPr>
+            <w:sz w:val="28"/>
+            <w:szCs w:val="28"/>
+          </w:rPr>
           <w:fldChar w:fldCharType="separate"/>
         </w:r>
         <w:r>
           <w:rPr>
-            <w:b/>
-            <w:bCs/>
             <w:noProof/>
             <w:sz w:val="28"/>
             <w:szCs w:val="28"/>
           </w:rPr>
-          <w:t>Error! Bookmark not defined.</w:t>
+          <w:t>54</w:t>
         </w:r>
         <w:r>
           <w:rPr>
@@ -6850,17 +7023,21 @@
             <w:sz w:val="28"/>
             <w:szCs w:val="28"/>
           </w:rPr>
+        </w:r>
+        <w:r>
+          <w:rPr>
+            <w:sz w:val="28"/>
+            <w:szCs w:val="28"/>
+          </w:rPr>
           <w:fldChar w:fldCharType="separate"/>
         </w:r>
         <w:r>
           <w:rPr>
-            <w:b/>
-            <w:bCs/>
             <w:noProof/>
             <w:sz w:val="28"/>
             <w:szCs w:val="28"/>
           </w:rPr>
-          <w:t>Error! Bookmark not defined.</w:t>
+          <w:t>55</w:t>
         </w:r>
         <w:r>
           <w:rPr>
@@ -6927,17 +7104,21 @@
             <w:sz w:val="28"/>
             <w:szCs w:val="28"/>
           </w:rPr>
+        </w:r>
+        <w:r>
+          <w:rPr>
+            <w:sz w:val="28"/>
+            <w:szCs w:val="28"/>
+          </w:rPr>
           <w:fldChar w:fldCharType="separate"/>
         </w:r>
         <w:r>
           <w:rPr>
-            <w:b/>
-            <w:bCs/>
             <w:noProof/>
             <w:sz w:val="28"/>
             <w:szCs w:val="28"/>
           </w:rPr>
-          <w:t>Error! Bookmark not defined.</w:t>
+          <w:t>56</w:t>
         </w:r>
         <w:r>
           <w:rPr>
@@ -7004,17 +7185,21 @@
             <w:sz w:val="28"/>
             <w:szCs w:val="28"/>
           </w:rPr>
+        </w:r>
+        <w:r>
+          <w:rPr>
+            <w:sz w:val="28"/>
+            <w:szCs w:val="28"/>
+          </w:rPr>
           <w:fldChar w:fldCharType="separate"/>
         </w:r>
         <w:r>
           <w:rPr>
-            <w:b/>
-            <w:bCs/>
             <w:noProof/>
             <w:sz w:val="28"/>
             <w:szCs w:val="28"/>
           </w:rPr>
-          <w:t>Error! Bookmark not defined.</w:t>
+          <w:t>57</w:t>
         </w:r>
         <w:r>
           <w:rPr>
@@ -7081,17 +7266,21 @@
             <w:sz w:val="28"/>
             <w:szCs w:val="28"/>
           </w:rPr>
+        </w:r>
+        <w:r>
+          <w:rPr>
+            <w:sz w:val="28"/>
+            <w:szCs w:val="28"/>
+          </w:rPr>
           <w:fldChar w:fldCharType="separate"/>
         </w:r>
         <w:r>
           <w:rPr>
-            <w:b/>
-            <w:bCs/>
             <w:noProof/>
             <w:sz w:val="28"/>
             <w:szCs w:val="28"/>
           </w:rPr>
-          <w:t>Error! Bookmark not defined.</w:t>
+          <w:t>57</w:t>
         </w:r>
         <w:r>
           <w:rPr>
@@ -7158,17 +7347,21 @@
             <w:sz w:val="28"/>
             <w:szCs w:val="28"/>
           </w:rPr>
+        </w:r>
+        <w:r>
+          <w:rPr>
+            <w:sz w:val="28"/>
+            <w:szCs w:val="28"/>
+          </w:rPr>
           <w:fldChar w:fldCharType="separate"/>
         </w:r>
         <w:r>
           <w:rPr>
-            <w:b/>
-            <w:bCs/>
             <w:noProof/>
             <w:sz w:val="28"/>
             <w:szCs w:val="28"/>
           </w:rPr>
-          <w:t>Error! Bookmark not defined.</w:t>
+          <w:t>58</w:t>
         </w:r>
         <w:r>
           <w:rPr>
@@ -7249,7 +7442,7 @@
             <w:sz w:val="28"/>
             <w:szCs w:val="28"/>
           </w:rPr>
-          <w:t>33</w:t>
+          <w:t>59</w:t>
         </w:r>
         <w:r>
           <w:rPr>
@@ -7330,7 +7523,7 @@
             <w:sz w:val="28"/>
             <w:szCs w:val="28"/>
           </w:rPr>
-          <w:t>33</w:t>
+          <w:t>60</w:t>
         </w:r>
         <w:r>
           <w:rPr>
@@ -7411,7 +7604,7 @@
             <w:sz w:val="28"/>
             <w:szCs w:val="28"/>
           </w:rPr>
-          <w:t>34</w:t>
+          <w:t>60</w:t>
         </w:r>
         <w:r>
           <w:rPr>
@@ -7492,7 +7685,7 @@
             <w:sz w:val="28"/>
             <w:szCs w:val="28"/>
           </w:rPr>
-          <w:t>35</w:t>
+          <w:t>61</w:t>
         </w:r>
         <w:r>
           <w:rPr>
@@ -7573,7 +7766,7 @@
             <w:sz w:val="28"/>
             <w:szCs w:val="28"/>
           </w:rPr>
-          <w:t>35</w:t>
+          <w:t>61</w:t>
         </w:r>
         <w:r>
           <w:rPr>
@@ -7654,7 +7847,7 @@
             <w:sz w:val="28"/>
             <w:szCs w:val="28"/>
           </w:rPr>
-          <w:t>35</w:t>
+          <w:t>62</w:t>
         </w:r>
         <w:r>
           <w:rPr>
@@ -7721,17 +7914,21 @@
             <w:sz w:val="28"/>
             <w:szCs w:val="28"/>
           </w:rPr>
+        </w:r>
+        <w:r>
+          <w:rPr>
+            <w:sz w:val="28"/>
+            <w:szCs w:val="28"/>
+          </w:rPr>
           <w:fldChar w:fldCharType="separate"/>
         </w:r>
         <w:r>
           <w:rPr>
-            <w:b/>
-            <w:bCs/>
             <w:noProof/>
             <w:sz w:val="28"/>
             <w:szCs w:val="28"/>
           </w:rPr>
-          <w:t>Error! Bookmark not defined.</w:t>
+          <w:t>62</w:t>
         </w:r>
         <w:r>
           <w:rPr>
@@ -7812,7 +8009,7 @@
             <w:sz w:val="28"/>
             <w:szCs w:val="28"/>
           </w:rPr>
-          <w:t>36</w:t>
+          <w:t>63</w:t>
         </w:r>
         <w:r>
           <w:rPr>
@@ -7908,7 +8105,7 @@
             <w:sz w:val="28"/>
             <w:szCs w:val="28"/>
           </w:rPr>
-          <w:t>37</w:t>
+          <w:t>64</w:t>
         </w:r>
         <w:r>
           <w:rPr>
@@ -7991,17 +8188,21 @@
             <w:sz w:val="28"/>
             <w:szCs w:val="28"/>
           </w:rPr>
+        </w:r>
+        <w:r>
+          <w:rPr>
+            <w:sz w:val="28"/>
+            <w:szCs w:val="28"/>
+          </w:rPr>
           <w:fldChar w:fldCharType="separate"/>
         </w:r>
         <w:r>
           <w:rPr>
-            <w:b/>
-            <w:bCs/>
             <w:noProof/>
             <w:sz w:val="28"/>
             <w:szCs w:val="28"/>
           </w:rPr>
-          <w:t>Error! Bookmark not defined.</w:t>
+          <w:t>64</w:t>
         </w:r>
         <w:r>
           <w:rPr>
@@ -8098,7 +8299,7 @@
             <w:sz w:val="28"/>
             <w:szCs w:val="28"/>
           </w:rPr>
-          <w:t>38</w:t>
+          <w:t>65</w:t>
         </w:r>
         <w:r>
           <w:rPr>
@@ -8195,7 +8396,7 @@
             <w:sz w:val="28"/>
             <w:szCs w:val="28"/>
           </w:rPr>
-          <w:t>38</w:t>
+          <w:t>66</w:t>
         </w:r>
         <w:r>
           <w:rPr>
@@ -8292,7 +8493,7 @@
             <w:sz w:val="28"/>
             <w:szCs w:val="28"/>
           </w:rPr>
-          <w:t>39</w:t>
+          <w:t>67</w:t>
         </w:r>
         <w:r>
           <w:rPr>
@@ -8397,7 +8598,7 @@
             <w:sz w:val="28"/>
             <w:szCs w:val="28"/>
           </w:rPr>
-          <w:t>39</w:t>
+          <w:t>68</w:t>
         </w:r>
         <w:r>
           <w:rPr>
@@ -8547,17 +8748,21 @@
             <w:sz w:val="28"/>
             <w:szCs w:val="28"/>
           </w:rPr>
+        </w:r>
+        <w:r>
+          <w:rPr>
+            <w:sz w:val="28"/>
+            <w:szCs w:val="28"/>
+          </w:rPr>
           <w:fldChar w:fldCharType="separate"/>
         </w:r>
         <w:r>
           <w:rPr>
-            <w:b/>
-            <w:bCs/>
             <w:noProof/>
             <w:sz w:val="28"/>
             <w:szCs w:val="28"/>
           </w:rPr>
-          <w:t>Error! Bookmark not defined.</w:t>
+          <w:t>9</w:t>
         </w:r>
         <w:r>
           <w:rPr>
@@ -9717,7 +9922,7 @@
           <w:szCs w:val="28"/>
         </w:rPr>
         <w:pict w14:anchorId="0AEA4727">
-          <v:rect id="_x0000_i1025" style="width:0;height:1.5pt" o:hralign="center" o:hrstd="t" o:hr="t" fillcolor="#a0a0a0" stroked="f"/>
+          <v:rect id="_x0000_i1234" style="width:0;height:1.5pt" o:hralign="center" o:hrstd="t" o:hr="t" fillcolor="#a0a0a0" stroked="f"/>
         </w:pict>
       </w:r>
     </w:p>
@@ -18975,7 +19180,7 @@
         <w:sz w:val="28"/>
         <w:szCs w:val="28"/>
       </w:rPr>
-      <w:id w:val="678003312"/>
+      <w:id w:val="1276991207"/>
       <w:docPartObj>
         <w:docPartGallery w:val="Page Numbers (Bottom of Page)"/>
         <w:docPartUnique/>
@@ -19010,7 +19215,7 @@
           <mc:AlternateContent>
             <mc:Choice Requires="wps">
               <w:drawing>
-                <wp:anchor distT="0" distB="0" distL="114300" distR="114300" simplePos="0" relativeHeight="251660288" behindDoc="0" locked="0" layoutInCell="1" allowOverlap="1" wp14:anchorId="69D88EF8" wp14:editId="36A5ABC5">
+                <wp:anchor distT="0" distB="0" distL="114300" distR="114300" simplePos="0" relativeHeight="251657216" behindDoc="0" locked="0" layoutInCell="1" allowOverlap="1" wp14:anchorId="69D88EF8" wp14:editId="36A5ABC5">
                   <wp:simplePos x="0" y="0"/>
                   <wp:positionH relativeFrom="column">
                     <wp:posOffset>-77139</wp:posOffset>
@@ -19064,7 +19269,7 @@
             </mc:Choice>
             <mc:Fallback>
               <w:pict>
-                <v:line w14:anchorId="2E55149D" id="Straight Connector 2" o:spid="_x0000_s1026" style="position:absolute;z-index:251660288;visibility:visible;mso-wrap-style:square;mso-wrap-distance-left:9pt;mso-wrap-distance-top:0;mso-wrap-distance-right:9pt;mso-wrap-distance-bottom:0;mso-position-horizontal:absolute;mso-position-horizontal-relative:text;mso-position-vertical:absolute;mso-position-vertical-relative:text" from="-6.05pt,1.1pt" to="456pt,1.1pt" o:gfxdata="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" strokecolor="black [3213]" strokeweight="4.5pt">
+                <v:line w14:anchorId="75DDA81A" id="Straight Connector 2" o:spid="_x0000_s1026" style="position:absolute;z-index:251657216;visibility:visible;mso-wrap-style:square;mso-wrap-distance-left:9pt;mso-wrap-distance-top:0;mso-wrap-distance-right:9pt;mso-wrap-distance-bottom:0;mso-position-horizontal:absolute;mso-position-horizontal-relative:text;mso-position-vertical:absolute;mso-position-vertical-relative:text" from="-6.05pt,1.1pt" to="456pt,1.1pt" o:gfxdata="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" strokecolor="black [3213]" strokeweight="4.5pt">
                   <v:stroke linestyle="thickThin"/>
                 </v:line>
               </w:pict>
@@ -19119,7 +19324,7 @@
             <w:sz w:val="28"/>
             <w:szCs w:val="28"/>
           </w:rPr>
-          <w:t>1</w:t>
+          <w:t>2</w:t>
         </w:r>
         <w:r>
           <w:rPr>
@@ -19195,24 +19400,7 @@
         <w:sz w:val="28"/>
         <w:szCs w:val="28"/>
       </w:rPr>
-      <w:t xml:space="preserve">       </w:t>
-    </w:r>
-    <w:r>
-      <w:rPr>
-        <w:rFonts w:ascii="Times New Roman" w:hAnsi="Times New Roman" w:cs="Times New Roman"/>
-        <w:sz w:val="28"/>
-        <w:szCs w:val="28"/>
-      </w:rPr>
-      <w:tab/>
-      <w:t>Giáo viên hướng dẫn: TS. Đoàn Phước Miền</w:t>
-    </w:r>
-    <w:r>
-      <w:rPr>
-        <w:rFonts w:ascii="Times New Roman" w:hAnsi="Times New Roman" w:cs="Times New Roman"/>
-        <w:sz w:val="28"/>
-        <w:szCs w:val="28"/>
-      </w:rPr>
-      <w:t xml:space="preserve">            </w:t>
+      <w:t xml:space="preserve">           Giáo viên hướng dẫn: TS.Đoàn Phước Miền</w:t>
     </w:r>
   </w:p>
   <w:p>
@@ -19237,7 +19425,7 @@
       <mc:AlternateContent>
         <mc:Choice Requires="wps">
           <w:drawing>
-            <wp:anchor distT="0" distB="0" distL="114300" distR="114300" simplePos="0" relativeHeight="251694080" behindDoc="0" locked="0" layoutInCell="1" allowOverlap="1" wp14:anchorId="6869321B" wp14:editId="06C2D767">
+            <wp:anchor distT="0" distB="0" distL="114300" distR="114300" simplePos="0" relativeHeight="251659264" behindDoc="0" locked="0" layoutInCell="1" allowOverlap="1" wp14:anchorId="6869321B" wp14:editId="06C2D767">
               <wp:simplePos x="0" y="0"/>
               <wp:positionH relativeFrom="column">
                 <wp:posOffset>17145</wp:posOffset>
@@ -19291,7 +19479,7 @@
         </mc:Choice>
         <mc:Fallback>
           <w:pict>
-            <v:line w14:anchorId="173777FC" id="Straight Connector 1" o:spid="_x0000_s1026" style="position:absolute;z-index:251694080;visibility:visible;mso-wrap-style:square;mso-wrap-distance-left:9pt;mso-wrap-distance-top:0;mso-wrap-distance-right:9pt;mso-wrap-distance-bottom:0;mso-position-horizontal:absolute;mso-position-horizontal-relative:text;mso-position-vertical:absolute;mso-position-vertical-relative:text" from="1.35pt,8.75pt" to="447.75pt,8.75pt" o:gfxdata="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" strokecolor="black [3213]" strokeweight="4.5pt">
+            <v:line w14:anchorId="7EDEE3E0" id="Straight Connector 1" o:spid="_x0000_s1026" style="position:absolute;z-index:251659264;visibility:visible;mso-wrap-style:square;mso-wrap-distance-left:9pt;mso-wrap-distance-top:0;mso-wrap-distance-right:9pt;mso-wrap-distance-bottom:0;mso-position-horizontal:absolute;mso-position-horizontal-relative:text;mso-position-vertical:absolute;mso-position-vertical-relative:text" from="1.35pt,8.75pt" to="447.75pt,8.75pt" o:gfxdata="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" strokecolor="black [3213]" strokeweight="4.5pt">
               <v:stroke linestyle="thinThick"/>
             </v:line>
           </w:pict>
@@ -22348,7 +22536,7 @@
 </file>
 
 <file path=customXml/itemProps1.xml><?xml version="1.0" encoding="utf-8"?>
-<ds:datastoreItem xmlns:ds="http://schemas.openxmlformats.org/officeDocument/2006/customXml" ds:itemID="{738C6762-FFCC-4857-87F9-F4408923D6EC}">
+<ds:datastoreItem xmlns:ds="http://schemas.openxmlformats.org/officeDocument/2006/customXml" ds:itemID="{0BFB6194-2FB5-4A2C-8E23-A8EC243FDA5C}">
   <ds:schemaRefs>
     <ds:schemaRef ds:uri="http://schemas.openxmlformats.org/officeDocument/2006/bibliography"/>
   </ds:schemaRefs>
